--- a/fuentes/135333_CF3_DU.docx
+++ b/fuentes/135333_CF3_DU.docx
@@ -1931,15 +1931,7 @@
             </w:r>
             <w:r>
               <w:lastRenderedPageBreak/>
-              <w:t xml:space="preserve">cumplen una razón social enfocada en </w:t>
-            </w:r>
-            <w:proofErr w:type="spellStart"/>
-            <w:r>
-              <w:t>que</w:t>
-            </w:r>
-            <w:proofErr w:type="spellEnd"/>
-            <w:r>
-              <w:t>?</w:t>
+              <w:t>cumplen una razón social enfocada en que?</w:t>
             </w:r>
             <w:r>
               <w:t xml:space="preserve"> justamente en la satisfacción de necesidades y en la generación de empleo. Entonces es importante que las personas que están recibiendo formación, comprendan como es el funcionamiento de las organizaciones según su tamaño, su persona jurídica (es decir, términos legales) según la actividad económica que desempeñen por tanto se dedicaran un tiempo considerable para entender justamente sobre el funcionamiento de las empresas.</w:t>
@@ -3230,13 +3222,19 @@
         <w:rPr>
           <w:bCs/>
         </w:rPr>
-        <w:t>por qué</w:t>
-      </w:r>
-      <w:r>
-        <w:rPr>
-          <w:bCs/>
-        </w:rPr>
-        <w:t xml:space="preserve">́ una persona enfocada en servicio al cliente </w:t>
+        <w:t>por qu</w:t>
+      </w:r>
+      <w:r>
+        <w:rPr>
+          <w:bCs/>
+        </w:rPr>
+        <w:t>é</w:t>
+      </w:r>
+      <w:r>
+        <w:rPr>
+          <w:bCs/>
+        </w:rPr>
+        <w:t xml:space="preserve"> una persona enfocada en servicio al cliente </w:t>
       </w:r>
       <w:r>
         <w:rPr>
@@ -6842,13 +6840,8 @@
             <w:r>
               <w:t>¿</w:t>
             </w:r>
-            <w:proofErr w:type="gramStart"/>
-            <w:r>
-              <w:t>porque</w:t>
-            </w:r>
-            <w:proofErr w:type="gramEnd"/>
-            <w:r>
-              <w:t xml:space="preserve">?, porque de alguna manera, son el grueso dentro de los requerimientos que llegan a una compañía y adicional porque estos tienen inverso un componente legal que, en caso de no realizarse y gestionarse de la manera adecuada, puede llevar a la compañía a varios tipos de multas y sanciones económicas y también a impactos a nivel reputacional. </w:t>
+            <w:r>
+              <w:t xml:space="preserve">porque?, porque de alguna manera, son el grueso dentro de los requerimientos que llegan a una compañía y adicional porque estos tienen inverso un componente legal que, en caso de no realizarse y gestionarse de la manera adecuada, puede llevar a la compañía a varios tipos de multas y sanciones económicas y también a impactos a nivel reputacional. </w:t>
             </w:r>
           </w:p>
           <w:p>
@@ -7108,21 +7101,7 @@
         <w:rPr>
           <w:lang w:val="es-419" w:eastAsia="es-CO"/>
         </w:rPr>
-        <w:t xml:space="preserve">Gloria va a pagar su factura en un restaurante, pero al detallar ve que le han cobrado erróneamente, por lo que solicita que se llame al administrador para formular un reclamo, al llegar a la mesa el administrador le indica que los disculpe, que ya mismo le generan nuevamente la factura con el valor correcto, por lo que el cliente indica </w:t>
-      </w:r>
-      <w:proofErr w:type="gramStart"/>
-      <w:r>
-        <w:rPr>
-          <w:lang w:val="es-419" w:eastAsia="es-CO"/>
-        </w:rPr>
-        <w:t>que</w:t>
-      </w:r>
-      <w:proofErr w:type="gramEnd"/>
-      <w:r>
-        <w:rPr>
-          <w:lang w:val="es-419" w:eastAsia="es-CO"/>
-        </w:rPr>
-        <w:t xml:space="preserve"> a nivel de sugerencia</w:t>
+        <w:t>Gloria va a pagar su factura en un restaurante, pero al detallar ve que le han cobrado erróneamente, por lo que solicita que se llame al administrador para formular un reclamo, al llegar a la mesa el administrador le indica que los disculpe, que ya mismo le generan nuevamente la factura con el valor correcto, por lo que el cliente indica que a nivel de sugerencia</w:t>
       </w:r>
       <w:r>
         <w:rPr>
@@ -9588,31 +9567,13 @@
         </w:rPr>
         <w:t>: sigla alusiva a la inteligencia de negocios (</w:t>
       </w:r>
-      <w:proofErr w:type="spellStart"/>
       <w:r>
         <w:rPr>
           <w:rStyle w:val="Extranjerismo"/>
           <w:lang w:val="es-419"/>
         </w:rPr>
-        <w:t>business</w:t>
-      </w:r>
-      <w:proofErr w:type="spellEnd"/>
-      <w:r>
-        <w:rPr>
-          <w:rStyle w:val="Extranjerismo"/>
-          <w:lang w:val="es-419"/>
-        </w:rPr>
-        <w:t xml:space="preserve"> </w:t>
-      </w:r>
-      <w:proofErr w:type="spellStart"/>
-      <w:r>
-        <w:rPr>
-          <w:rStyle w:val="Extranjerismo"/>
-          <w:lang w:val="es-419"/>
-        </w:rPr>
-        <w:t>intelligence</w:t>
-      </w:r>
-      <w:proofErr w:type="spellEnd"/>
+        <w:t>business intelligence</w:t>
+      </w:r>
       <w:r>
         <w:rPr>
           <w:rFonts w:ascii="Calibri" w:hAnsi="Calibri" w:cs="Calibri"/>
@@ -9630,7 +9591,6 @@
           <w:lang w:val="es-419"/>
         </w:rPr>
       </w:pPr>
-      <w:proofErr w:type="spellStart"/>
       <w:r>
         <w:rPr>
           <w:rStyle w:val="Extranjerismo"/>
@@ -9640,7 +9600,6 @@
         </w:rPr>
         <w:t>Billing</w:t>
       </w:r>
-      <w:proofErr w:type="spellEnd"/>
       <w:r>
         <w:rPr>
           <w:rFonts w:ascii="Calibri" w:hAnsi="Calibri" w:cs="Calibri"/>
@@ -9719,37 +9678,12 @@
         </w:rPr>
         <w:t>: sigla alusiva a la Administración de las Relaciones con los Clientes (</w:t>
       </w:r>
-      <w:proofErr w:type="spellStart"/>
       <w:r>
         <w:rPr>
           <w:rStyle w:val="Extranjerismo"/>
           <w:lang w:val="es-419"/>
         </w:rPr>
-        <w:t>Customer</w:t>
-      </w:r>
-      <w:proofErr w:type="spellEnd"/>
-      <w:r>
-        <w:rPr>
-          <w:rStyle w:val="Extranjerismo"/>
-          <w:lang w:val="es-419"/>
-        </w:rPr>
-        <w:t xml:space="preserve"> </w:t>
-      </w:r>
-      <w:proofErr w:type="spellStart"/>
-      <w:r>
-        <w:rPr>
-          <w:rStyle w:val="Extranjerismo"/>
-          <w:lang w:val="es-419"/>
-        </w:rPr>
-        <w:t>Relationship</w:t>
-      </w:r>
-      <w:proofErr w:type="spellEnd"/>
-      <w:r>
-        <w:rPr>
-          <w:rStyle w:val="Extranjerismo"/>
-          <w:lang w:val="es-419"/>
-        </w:rPr>
-        <w:t xml:space="preserve"> Management</w:t>
+        <w:t>Customer Relationship Management</w:t>
       </w:r>
       <w:r>
         <w:rPr>
@@ -9840,47 +9774,13 @@
         </w:rPr>
         <w:t>: sigla asociada al sistema de planificación de recursos empresariales (</w:t>
       </w:r>
-      <w:proofErr w:type="spellStart"/>
       <w:r>
         <w:rPr>
           <w:rStyle w:val="Extranjerismo"/>
           <w:lang w:val="es-419"/>
         </w:rPr>
-        <w:t>enterprise</w:t>
-      </w:r>
-      <w:proofErr w:type="spellEnd"/>
-      <w:r>
-        <w:rPr>
-          <w:rStyle w:val="Extranjerismo"/>
-          <w:lang w:val="es-419"/>
-        </w:rPr>
-        <w:t xml:space="preserve"> </w:t>
-      </w:r>
-      <w:proofErr w:type="spellStart"/>
-      <w:r>
-        <w:rPr>
-          <w:rStyle w:val="Extranjerismo"/>
-          <w:lang w:val="es-419"/>
-        </w:rPr>
-        <w:t>resource</w:t>
-      </w:r>
-      <w:proofErr w:type="spellEnd"/>
-      <w:r>
-        <w:rPr>
-          <w:rStyle w:val="Extranjerismo"/>
-          <w:lang w:val="es-419"/>
-        </w:rPr>
-        <w:t xml:space="preserve"> </w:t>
-      </w:r>
-      <w:proofErr w:type="spellStart"/>
-      <w:r>
-        <w:rPr>
-          <w:rStyle w:val="Extranjerismo"/>
-          <w:lang w:val="es-419"/>
-        </w:rPr>
-        <w:t>planning</w:t>
-      </w:r>
-      <w:proofErr w:type="spellEnd"/>
+        <w:t>enterprise resource planning</w:t>
+      </w:r>
       <w:r>
         <w:rPr>
           <w:rFonts w:ascii="Calibri" w:hAnsi="Calibri" w:cs="Calibri"/>
@@ -19821,6 +19721,17 @@
 </file>
 
 <file path=customXml/item1.xml><?xml version="1.0" encoding="utf-8"?>
+<p:properties xmlns:p="http://schemas.microsoft.com/office/2006/metadata/properties" xmlns:xsi="http://www.w3.org/2001/XMLSchema-instance" xmlns:pc="http://schemas.microsoft.com/office/infopath/2007/PartnerControls">
+  <documentManagement>
+    <TaxCatchAll xmlns="13c90a0b-73bc-4dc0-be5f-28d77b615beb" xsi:nil="true"/>
+    <lcf76f155ced4ddcb4097134ff3c332f xmlns="13c93bba-48ce-428c-bfe5-88b42c19b028">
+      <Terms xmlns="http://schemas.microsoft.com/office/infopath/2007/PartnerControls"/>
+    </lcf76f155ced4ddcb4097134ff3c332f>
+  </documentManagement>
+</p:properties>
+</file>
+
+<file path=customXml/item2.xml><?xml version="1.0" encoding="utf-8"?>
 <b:Sources xmlns:b="http://schemas.openxmlformats.org/officeDocument/2006/bibliography" xmlns="http://schemas.openxmlformats.org/officeDocument/2006/bibliography" SelectedStyle="\APASixthEditionOfficeOnline.xsl" StyleName="APA" Version="6">
   <b:Source>
     <b:Tag>Mue12</b:Tag>
@@ -20331,48 +20242,31 @@
 </b:Sources>
 </file>
 
-<file path=customXml/item2.xml><?xml version="1.0" encoding="utf-8"?>
-<p:properties xmlns:p="http://schemas.microsoft.com/office/2006/metadata/properties" xmlns:xsi="http://www.w3.org/2001/XMLSchema-instance" xmlns:pc="http://schemas.microsoft.com/office/infopath/2007/PartnerControls">
-  <documentManagement>
-    <TaxCatchAll xmlns="adccf511-daff-4bcb-9072-914cedbf4c7e" xsi:nil="true"/>
-    <lcf76f155ced4ddcb4097134ff3c332f xmlns="a70d3c18-0869-45a1-9f75-4b4b8f0f32be">
-      <Terms xmlns="http://schemas.microsoft.com/office/infopath/2007/PartnerControls"/>
-    </lcf76f155ced4ddcb4097134ff3c332f>
-  </documentManagement>
-</p:properties>
-</file>
-
 <file path=customXml/item3.xml><?xml version="1.0" encoding="utf-8"?>
-<?mso-contentType ?>
-<FormTemplates xmlns="http://schemas.microsoft.com/sharepoint/v3/contenttype/forms">
-  <Display>DocumentLibraryForm</Display>
-  <Edit>DocumentLibraryForm</Edit>
-  <New>DocumentLibraryForm</New>
-</FormTemplates>
-</file>
-
-<file path=customXml/item4.xml><?xml version="1.0" encoding="utf-8"?>
-<ct:contentTypeSchema xmlns:ct="http://schemas.microsoft.com/office/2006/metadata/contentType" xmlns:ma="http://schemas.microsoft.com/office/2006/metadata/properties/metaAttributes" ct:_="" ma:_="" ma:contentTypeName="Documento" ma:contentTypeID="0x010100FC2B1768DD5A774EB396CCAB0DE361C1" ma:contentTypeVersion="12" ma:contentTypeDescription="Crear nuevo documento." ma:contentTypeScope="" ma:versionID="d4a546b22d2924edabf51241cf3422b8">
-  <xsd:schema xmlns:xsd="http://www.w3.org/2001/XMLSchema" xmlns:xs="http://www.w3.org/2001/XMLSchema" xmlns:p="http://schemas.microsoft.com/office/2006/metadata/properties" xmlns:ns2="a70d3c18-0869-45a1-9f75-4b4b8f0f32be" xmlns:ns3="adccf511-daff-4bcb-9072-914cedbf4c7e" targetNamespace="http://schemas.microsoft.com/office/2006/metadata/properties" ma:root="true" ma:fieldsID="e29002b2d9ca820e89c57fc59ec70c79" ns2:_="" ns3:_="">
-    <xsd:import namespace="a70d3c18-0869-45a1-9f75-4b4b8f0f32be"/>
-    <xsd:import namespace="adccf511-daff-4bcb-9072-914cedbf4c7e"/>
+<ct:contentTypeSchema xmlns:ct="http://schemas.microsoft.com/office/2006/metadata/contentType" xmlns:ma="http://schemas.microsoft.com/office/2006/metadata/properties/metaAttributes" ct:_="" ma:_="" ma:contentTypeName="Documento" ma:contentTypeID="0x0101006A81D6BD42E8DF4C91013959704817E1" ma:contentTypeVersion="15" ma:contentTypeDescription="Crear nuevo documento." ma:contentTypeScope="" ma:versionID="bf4f72ffd194f0963ff564daca6869f7">
+  <xsd:schema xmlns:xsd="http://www.w3.org/2001/XMLSchema" xmlns:xs="http://www.w3.org/2001/XMLSchema" xmlns:p="http://schemas.microsoft.com/office/2006/metadata/properties" xmlns:ns2="13c90a0b-73bc-4dc0-be5f-28d77b615beb" xmlns:ns3="13c93bba-48ce-428c-bfe5-88b42c19b028" targetNamespace="http://schemas.microsoft.com/office/2006/metadata/properties" ma:root="true" ma:fieldsID="8718d6f4873a5b1392a45044efa78385" ns2:_="" ns3:_="">
+    <xsd:import namespace="13c90a0b-73bc-4dc0-be5f-28d77b615beb"/>
+    <xsd:import namespace="13c93bba-48ce-428c-bfe5-88b42c19b028"/>
     <xsd:element name="properties">
       <xsd:complexType>
         <xsd:sequence>
           <xsd:element name="documentManagement">
             <xsd:complexType>
               <xsd:all>
-                <xsd:element ref="ns2:MediaServiceMetadata" minOccurs="0"/>
-                <xsd:element ref="ns2:MediaServiceFastMetadata" minOccurs="0"/>
-                <xsd:element ref="ns2:MediaServiceSearchProperties" minOccurs="0"/>
-                <xsd:element ref="ns2:MediaServiceDateTaken" minOccurs="0"/>
-                <xsd:element ref="ns2:MediaServiceGenerationTime" minOccurs="0"/>
-                <xsd:element ref="ns2:MediaServiceEventHashCode" minOccurs="0"/>
-                <xsd:element ref="ns2:MediaLengthInSeconds" minOccurs="0"/>
-                <xsd:element ref="ns2:lcf76f155ced4ddcb4097134ff3c332f" minOccurs="0"/>
-                <xsd:element ref="ns3:TaxCatchAll" minOccurs="0"/>
-                <xsd:element ref="ns2:MediaServiceOCR" minOccurs="0"/>
-                <xsd:element ref="ns2:MediaServiceBillingMetadata" minOccurs="0"/>
+                <xsd:element ref="ns2:SharedWithUsers" minOccurs="0"/>
+                <xsd:element ref="ns2:SharedWithDetails" minOccurs="0"/>
+                <xsd:element ref="ns3:MediaServiceMetadata" minOccurs="0"/>
+                <xsd:element ref="ns3:MediaServiceFastMetadata" minOccurs="0"/>
+                <xsd:element ref="ns3:MediaServiceSearchProperties" minOccurs="0"/>
+                <xsd:element ref="ns3:MediaServiceObjectDetectorVersions" minOccurs="0"/>
+                <xsd:element ref="ns3:MediaServiceDateTaken" minOccurs="0"/>
+                <xsd:element ref="ns3:MediaServiceGenerationTime" minOccurs="0"/>
+                <xsd:element ref="ns3:MediaServiceEventHashCode" minOccurs="0"/>
+                <xsd:element ref="ns3:MediaLengthInSeconds" minOccurs="0"/>
+                <xsd:element ref="ns3:lcf76f155ced4ddcb4097134ff3c332f" minOccurs="0"/>
+                <xsd:element ref="ns2:TaxCatchAll" minOccurs="0"/>
+                <xsd:element ref="ns3:MediaServiceOCR" minOccurs="0"/>
+                <xsd:element ref="ns3:MediaServiceLocation" minOccurs="0"/>
               </xsd:all>
             </xsd:complexType>
           </xsd:element>
@@ -20380,68 +20274,36 @@
       </xsd:complexType>
     </xsd:element>
   </xsd:schema>
-  <xsd:schema xmlns:xsd="http://www.w3.org/2001/XMLSchema" xmlns:xs="http://www.w3.org/2001/XMLSchema" xmlns:dms="http://schemas.microsoft.com/office/2006/documentManagement/types" xmlns:pc="http://schemas.microsoft.com/office/infopath/2007/PartnerControls" targetNamespace="a70d3c18-0869-45a1-9f75-4b4b8f0f32be" elementFormDefault="qualified">
+  <xsd:schema xmlns:xsd="http://www.w3.org/2001/XMLSchema" xmlns:xs="http://www.w3.org/2001/XMLSchema" xmlns:dms="http://schemas.microsoft.com/office/2006/documentManagement/types" xmlns:pc="http://schemas.microsoft.com/office/infopath/2007/PartnerControls" targetNamespace="13c90a0b-73bc-4dc0-be5f-28d77b615beb" elementFormDefault="qualified">
     <xsd:import namespace="http://schemas.microsoft.com/office/2006/documentManagement/types"/>
     <xsd:import namespace="http://schemas.microsoft.com/office/infopath/2007/PartnerControls"/>
-    <xsd:element name="MediaServiceMetadata" ma:index="8" nillable="true" ma:displayName="MediaServiceMetadata" ma:hidden="true" ma:internalName="MediaServiceMetadata" ma:readOnly="true">
-      <xsd:simpleType>
-        <xsd:restriction base="dms:Note"/>
-      </xsd:simpleType>
-    </xsd:element>
-    <xsd:element name="MediaServiceFastMetadata" ma:index="9" nillable="true" ma:displayName="MediaServiceFastMetadata" ma:hidden="true" ma:internalName="MediaServiceFastMetadata" ma:readOnly="true">
-      <xsd:simpleType>
-        <xsd:restriction base="dms:Note"/>
-      </xsd:simpleType>
-    </xsd:element>
-    <xsd:element name="MediaServiceSearchProperties" ma:index="10" nillable="true" ma:displayName="MediaServiceSearchProperties" ma:hidden="true" ma:internalName="MediaServiceSearchProperties" ma:readOnly="true">
-      <xsd:simpleType>
-        <xsd:restriction base="dms:Note"/>
-      </xsd:simpleType>
-    </xsd:element>
-    <xsd:element name="MediaServiceDateTaken" ma:index="11" nillable="true" ma:displayName="MediaServiceDateTaken" ma:hidden="true" ma:indexed="true" ma:internalName="MediaServiceDateTaken" ma:readOnly="true">
-      <xsd:simpleType>
-        <xsd:restriction base="dms:Text"/>
-      </xsd:simpleType>
-    </xsd:element>
-    <xsd:element name="MediaServiceGenerationTime" ma:index="12" nillable="true" ma:displayName="MediaServiceGenerationTime" ma:hidden="true" ma:internalName="MediaServiceGenerationTime" ma:readOnly="true">
-      <xsd:simpleType>
-        <xsd:restriction base="dms:Text"/>
-      </xsd:simpleType>
-    </xsd:element>
-    <xsd:element name="MediaServiceEventHashCode" ma:index="13" nillable="true" ma:displayName="MediaServiceEventHashCode" ma:hidden="true" ma:internalName="MediaServiceEventHashCode" ma:readOnly="true">
-      <xsd:simpleType>
-        <xsd:restriction base="dms:Text"/>
-      </xsd:simpleType>
-    </xsd:element>
-    <xsd:element name="MediaLengthInSeconds" ma:index="14" nillable="true" ma:displayName="MediaLengthInSeconds" ma:hidden="true" ma:internalName="MediaLengthInSeconds" ma:readOnly="true">
-      <xsd:simpleType>
-        <xsd:restriction base="dms:Unknown"/>
-      </xsd:simpleType>
-    </xsd:element>
-    <xsd:element name="lcf76f155ced4ddcb4097134ff3c332f" ma:index="16" nillable="true" ma:taxonomy="true" ma:internalName="lcf76f155ced4ddcb4097134ff3c332f" ma:taxonomyFieldName="MediaServiceImageTags" ma:displayName="Etiquetas de imagen" ma:readOnly="false" ma:fieldId="{5cf76f15-5ced-4ddc-b409-7134ff3c332f}" ma:taxonomyMulti="true" ma:sspId="d33c8c81-5745-4931-bcc4-c2aeafe86780" ma:termSetId="09814cd3-568e-fe90-9814-8d621ff8fb84" ma:anchorId="fba54fb3-c3e1-fe81-a776-ca4b69148c4d" ma:open="true" ma:isKeyword="false">
+    <xsd:element name="SharedWithUsers" ma:index="8" nillable="true" ma:displayName="Compartido con" ma:internalName="SharedWithUsers" ma:readOnly="true">
       <xsd:complexType>
-        <xsd:sequence>
-          <xsd:element ref="pc:Terms" minOccurs="0" maxOccurs="1"/>
-        </xsd:sequence>
+        <xsd:complexContent>
+          <xsd:extension base="dms:UserMulti">
+            <xsd:sequence>
+              <xsd:element name="UserInfo" minOccurs="0" maxOccurs="unbounded">
+                <xsd:complexType>
+                  <xsd:sequence>
+                    <xsd:element name="DisplayName" type="xsd:string" minOccurs="0"/>
+                    <xsd:element name="AccountId" type="dms:UserId" minOccurs="0" nillable="true"/>
+                    <xsd:element name="AccountType" type="xsd:string" minOccurs="0"/>
+                  </xsd:sequence>
+                </xsd:complexType>
+              </xsd:element>
+            </xsd:sequence>
+          </xsd:extension>
+        </xsd:complexContent>
       </xsd:complexType>
     </xsd:element>
-    <xsd:element name="MediaServiceOCR" ma:index="18" nillable="true" ma:displayName="Extracted Text" ma:internalName="MediaServiceOCR" ma:readOnly="true">
+    <xsd:element name="SharedWithDetails" ma:index="9" nillable="true" ma:displayName="Detalles de uso compartido" ma:internalName="SharedWithDetails" ma:readOnly="true">
       <xsd:simpleType>
         <xsd:restriction base="dms:Note">
           <xsd:maxLength value="255"/>
         </xsd:restriction>
       </xsd:simpleType>
     </xsd:element>
-    <xsd:element name="MediaServiceBillingMetadata" ma:index="19" nillable="true" ma:displayName="MediaServiceBillingMetadata" ma:hidden="true" ma:internalName="MediaServiceBillingMetadata" ma:readOnly="true">
-      <xsd:simpleType>
-        <xsd:restriction base="dms:Note"/>
-      </xsd:simpleType>
-    </xsd:element>
-  </xsd:schema>
-  <xsd:schema xmlns:xsd="http://www.w3.org/2001/XMLSchema" xmlns:xs="http://www.w3.org/2001/XMLSchema" xmlns:dms="http://schemas.microsoft.com/office/2006/documentManagement/types" xmlns:pc="http://schemas.microsoft.com/office/infopath/2007/PartnerControls" targetNamespace="adccf511-daff-4bcb-9072-914cedbf4c7e" elementFormDefault="qualified">
-    <xsd:import namespace="http://schemas.microsoft.com/office/2006/documentManagement/types"/>
-    <xsd:import namespace="http://schemas.microsoft.com/office/infopath/2007/PartnerControls"/>
-    <xsd:element name="TaxCatchAll" ma:index="17" nillable="true" ma:displayName="Taxonomy Catch All Column" ma:hidden="true" ma:list="{d55fdbc5-1632-489d-aeea-ba6fd7407963}" ma:internalName="TaxCatchAll" ma:showField="CatchAllData" ma:web="adccf511-daff-4bcb-9072-914cedbf4c7e">
+    <xsd:element name="TaxCatchAll" ma:index="20" nillable="true" ma:displayName="Taxonomy Catch All Column" ma:hidden="true" ma:list="{a42ca037-5d13-4729-aeec-4237f141d2d6}" ma:internalName="TaxCatchAll" ma:showField="CatchAllData" ma:web="13c90a0b-73bc-4dc0-be5f-28d77b615beb">
       <xsd:complexType>
         <xsd:complexContent>
           <xsd:extension base="dms:MultiChoiceLookup">
@@ -20451,6 +20313,69 @@
           </xsd:extension>
         </xsd:complexContent>
       </xsd:complexType>
+    </xsd:element>
+  </xsd:schema>
+  <xsd:schema xmlns:xsd="http://www.w3.org/2001/XMLSchema" xmlns:xs="http://www.w3.org/2001/XMLSchema" xmlns:dms="http://schemas.microsoft.com/office/2006/documentManagement/types" xmlns:pc="http://schemas.microsoft.com/office/infopath/2007/PartnerControls" targetNamespace="13c93bba-48ce-428c-bfe5-88b42c19b028" elementFormDefault="qualified">
+    <xsd:import namespace="http://schemas.microsoft.com/office/2006/documentManagement/types"/>
+    <xsd:import namespace="http://schemas.microsoft.com/office/infopath/2007/PartnerControls"/>
+    <xsd:element name="MediaServiceMetadata" ma:index="10" nillable="true" ma:displayName="MediaServiceMetadata" ma:hidden="true" ma:internalName="MediaServiceMetadata" ma:readOnly="true">
+      <xsd:simpleType>
+        <xsd:restriction base="dms:Note"/>
+      </xsd:simpleType>
+    </xsd:element>
+    <xsd:element name="MediaServiceFastMetadata" ma:index="11" nillable="true" ma:displayName="MediaServiceFastMetadata" ma:hidden="true" ma:internalName="MediaServiceFastMetadata" ma:readOnly="true">
+      <xsd:simpleType>
+        <xsd:restriction base="dms:Note"/>
+      </xsd:simpleType>
+    </xsd:element>
+    <xsd:element name="MediaServiceSearchProperties" ma:index="12" nillable="true" ma:displayName="MediaServiceSearchProperties" ma:hidden="true" ma:internalName="MediaServiceSearchProperties" ma:readOnly="true">
+      <xsd:simpleType>
+        <xsd:restriction base="dms:Note"/>
+      </xsd:simpleType>
+    </xsd:element>
+    <xsd:element name="MediaServiceObjectDetectorVersions" ma:index="13" nillable="true" ma:displayName="MediaServiceObjectDetectorVersions" ma:hidden="true" ma:indexed="true" ma:internalName="MediaServiceObjectDetectorVersions" ma:readOnly="true">
+      <xsd:simpleType>
+        <xsd:restriction base="dms:Text"/>
+      </xsd:simpleType>
+    </xsd:element>
+    <xsd:element name="MediaServiceDateTaken" ma:index="14" nillable="true" ma:displayName="MediaServiceDateTaken" ma:hidden="true" ma:indexed="true" ma:internalName="MediaServiceDateTaken" ma:readOnly="true">
+      <xsd:simpleType>
+        <xsd:restriction base="dms:Text"/>
+      </xsd:simpleType>
+    </xsd:element>
+    <xsd:element name="MediaServiceGenerationTime" ma:index="15" nillable="true" ma:displayName="MediaServiceGenerationTime" ma:hidden="true" ma:internalName="MediaServiceGenerationTime" ma:readOnly="true">
+      <xsd:simpleType>
+        <xsd:restriction base="dms:Text"/>
+      </xsd:simpleType>
+    </xsd:element>
+    <xsd:element name="MediaServiceEventHashCode" ma:index="16" nillable="true" ma:displayName="MediaServiceEventHashCode" ma:hidden="true" ma:internalName="MediaServiceEventHashCode" ma:readOnly="true">
+      <xsd:simpleType>
+        <xsd:restriction base="dms:Text"/>
+      </xsd:simpleType>
+    </xsd:element>
+    <xsd:element name="MediaLengthInSeconds" ma:index="17" nillable="true" ma:displayName="MediaLengthInSeconds" ma:hidden="true" ma:internalName="MediaLengthInSeconds" ma:readOnly="true">
+      <xsd:simpleType>
+        <xsd:restriction base="dms:Unknown"/>
+      </xsd:simpleType>
+    </xsd:element>
+    <xsd:element name="lcf76f155ced4ddcb4097134ff3c332f" ma:index="19" nillable="true" ma:taxonomy="true" ma:internalName="lcf76f155ced4ddcb4097134ff3c332f" ma:taxonomyFieldName="MediaServiceImageTags" ma:displayName="Etiquetas de imagen" ma:readOnly="false" ma:fieldId="{5cf76f15-5ced-4ddc-b409-7134ff3c332f}" ma:taxonomyMulti="true" ma:sspId="d33c8c81-5745-4931-bcc4-c2aeafe86780" ma:termSetId="09814cd3-568e-fe90-9814-8d621ff8fb84" ma:anchorId="fba54fb3-c3e1-fe81-a776-ca4b69148c4d" ma:open="true" ma:isKeyword="false">
+      <xsd:complexType>
+        <xsd:sequence>
+          <xsd:element ref="pc:Terms" minOccurs="0" maxOccurs="1"/>
+        </xsd:sequence>
+      </xsd:complexType>
+    </xsd:element>
+    <xsd:element name="MediaServiceOCR" ma:index="21" nillable="true" ma:displayName="Extracted Text" ma:internalName="MediaServiceOCR" ma:readOnly="true">
+      <xsd:simpleType>
+        <xsd:restriction base="dms:Note">
+          <xsd:maxLength value="255"/>
+        </xsd:restriction>
+      </xsd:simpleType>
+    </xsd:element>
+    <xsd:element name="MediaServiceLocation" ma:index="22" nillable="true" ma:displayName="Location" ma:description="" ma:indexed="true" ma:internalName="MediaServiceLocation" ma:readOnly="true">
+      <xsd:simpleType>
+        <xsd:restriction base="dms:Text"/>
+      </xsd:simpleType>
     </xsd:element>
   </xsd:schema>
   <xsd:schema xmlns="http://schemas.openxmlformats.org/package/2006/metadata/core-properties" xmlns:xsd="http://www.w3.org/2001/XMLSchema" xmlns:xsi="http://www.w3.org/2001/XMLSchema-instance" xmlns:dc="http://purl.org/dc/elements/1.1/" xmlns:dcterms="http://purl.org/dc/terms/" xmlns:odoc="http://schemas.microsoft.com/internal/obd" targetNamespace="http://schemas.openxmlformats.org/package/2006/metadata/core-properties" elementFormDefault="qualified" attributeFormDefault="unqualified" blockDefault="#all">
@@ -20552,7 +20477,27 @@
 </ct:contentTypeSchema>
 </file>
 
+<file path=customXml/item4.xml><?xml version="1.0" encoding="utf-8"?>
+<?mso-contentType ?>
+<FormTemplates xmlns="http://schemas.microsoft.com/sharepoint/v3/contenttype/forms">
+  <Display>DocumentLibraryForm</Display>
+  <Edit>DocumentLibraryForm</Edit>
+  <New>DocumentLibraryForm</New>
+</FormTemplates>
+</file>
+
 <file path=customXml/itemProps1.xml><?xml version="1.0" encoding="utf-8"?>
+<ds:datastoreItem xmlns:ds="http://schemas.openxmlformats.org/officeDocument/2006/customXml" ds:itemID="{1145D752-ACC1-45E1-AB53-0C756F67FC7F}">
+  <ds:schemaRefs>
+    <ds:schemaRef ds:uri="http://schemas.microsoft.com/office/2006/metadata/properties"/>
+    <ds:schemaRef ds:uri="http://schemas.microsoft.com/office/infopath/2007/PartnerControls"/>
+    <ds:schemaRef ds:uri="13c90a0b-73bc-4dc0-be5f-28d77b615beb"/>
+    <ds:schemaRef ds:uri="13c93bba-48ce-428c-bfe5-88b42c19b028"/>
+  </ds:schemaRefs>
+</ds:datastoreItem>
+</file>
+
+<file path=customXml/itemProps2.xml><?xml version="1.0" encoding="utf-8"?>
 <ds:datastoreItem xmlns:ds="http://schemas.openxmlformats.org/officeDocument/2006/customXml" ds:itemID="{84F3832F-79D0-40EC-924E-4EC5D33B7AFB}">
   <ds:schemaRefs>
     <ds:schemaRef ds:uri="http://schemas.openxmlformats.org/officeDocument/2006/bibliography"/>
@@ -20560,34 +20505,15 @@
 </ds:datastoreItem>
 </file>
 
-<file path=customXml/itemProps2.xml><?xml version="1.0" encoding="utf-8"?>
-<ds:datastoreItem xmlns:ds="http://schemas.openxmlformats.org/officeDocument/2006/customXml" ds:itemID="{1145D752-ACC1-45E1-AB53-0C756F67FC7F}">
-  <ds:schemaRefs>
-    <ds:schemaRef ds:uri="http://schemas.microsoft.com/office/2006/metadata/properties"/>
-    <ds:schemaRef ds:uri="http://schemas.microsoft.com/office/infopath/2007/PartnerControls"/>
-    <ds:schemaRef ds:uri="adccf511-daff-4bcb-9072-914cedbf4c7e"/>
-    <ds:schemaRef ds:uri="a70d3c18-0869-45a1-9f75-4b4b8f0f32be"/>
-  </ds:schemaRefs>
-</ds:datastoreItem>
-</file>
-
 <file path=customXml/itemProps3.xml><?xml version="1.0" encoding="utf-8"?>
-<ds:datastoreItem xmlns:ds="http://schemas.openxmlformats.org/officeDocument/2006/customXml" ds:itemID="{81CBDEC1-3B00-44ED-AD36-0268077980BA}">
-  <ds:schemaRefs>
-    <ds:schemaRef ds:uri="http://schemas.microsoft.com/sharepoint/v3/contenttype/forms"/>
-  </ds:schemaRefs>
-</ds:datastoreItem>
-</file>
-
-<file path=customXml/itemProps4.xml><?xml version="1.0" encoding="utf-8"?>
-<ds:datastoreItem xmlns:ds="http://schemas.openxmlformats.org/officeDocument/2006/customXml" ds:itemID="{996434B9-CC1E-4468-A086-AA07C2AF1350}">
+<ds:datastoreItem xmlns:ds="http://schemas.openxmlformats.org/officeDocument/2006/customXml" ds:itemID="{5D6BBDEA-D11E-43D6-B8C9-2CA46326F684}">
   <ds:schemaRefs>
     <ds:schemaRef ds:uri="http://schemas.microsoft.com/office/2006/metadata/contentType"/>
     <ds:schemaRef ds:uri="http://schemas.microsoft.com/office/2006/metadata/properties/metaAttributes"/>
     <ds:schemaRef ds:uri="http://www.w3.org/2001/XMLSchema"/>
     <ds:schemaRef ds:uri="http://schemas.microsoft.com/office/2006/metadata/properties"/>
-    <ds:schemaRef ds:uri="a70d3c18-0869-45a1-9f75-4b4b8f0f32be"/>
-    <ds:schemaRef ds:uri="adccf511-daff-4bcb-9072-914cedbf4c7e"/>
+    <ds:schemaRef ds:uri="13c90a0b-73bc-4dc0-be5f-28d77b615beb"/>
+    <ds:schemaRef ds:uri="13c93bba-48ce-428c-bfe5-88b42c19b028"/>
     <ds:schemaRef ds:uri="http://schemas.microsoft.com/office/2006/documentManagement/types"/>
     <ds:schemaRef ds:uri="http://schemas.microsoft.com/office/infopath/2007/PartnerControls"/>
     <ds:schemaRef ds:uri="http://schemas.openxmlformats.org/package/2006/metadata/core-properties"/>
@@ -20596,4 +20522,12 @@
     <ds:schemaRef ds:uri="http://schemas.microsoft.com/internal/obd"/>
   </ds:schemaRefs>
 </ds:datastoreItem>
+</file>
+
+<file path=customXml/itemProps4.xml><?xml version="1.0" encoding="utf-8"?>
+<ds:datastoreItem xmlns:ds="http://schemas.openxmlformats.org/officeDocument/2006/customXml" ds:itemID="{81CBDEC1-3B00-44ED-AD36-0268077980BA}">
+  <ds:schemaRefs>
+    <ds:schemaRef ds:uri="http://schemas.microsoft.com/sharepoint/v3/contenttype/forms"/>
+  </ds:schemaRefs>
+</ds:datastoreItem>
 </file>